--- a/automation/TGT Post Event Automation.docx
+++ b/automation/TGT Post Event Automation.docx
@@ -551,7 +551,7 @@
         <w:rPr>
           <w:rtl w:val="0"/>
         </w:rPr>
-        <w:t xml:space="preserve">Brought to you by our excellent sponsors GovCamp, dxw, TPXimpact, Ceva, Anmut, Public.Digital and Holistic Agility.</w:t>
+        <w:t>Brought to you by our excellent sponsors GovCamp, dxw, TPXimpact, Ceva, Anmut, Agile, State of the Future, Public Digital and Holistic Agility.</w:t>
       </w:r>
     </w:p>
     <w:p>
